--- a/assets/templates/water-monitoring.docx
+++ b/assets/templates/water-monitoring.docx
@@ -14509,6 +14509,7 @@
     </w:p>
     <w:p>
       <w:pPr>
+        <w:pageBreakBefore/>
         <w:spacing w:after="160" w:line="259" w:lineRule="auto"/>
         <w:jc w:val="center"/>
         <w:rPr>

--- a/assets/templates/water-monitoring.docx
+++ b/assets/templates/water-monitoring.docx
@@ -14421,22 +14421,22 @@
                 <w:sz w:val="20"/>
                 <w:szCs w:val="20"/>
               </w:rPr>
-              <w:t>ERWIN R. LIZARDO</w:t>
-            </w:r>
-          </w:p>
-          <w:p>
-            <w:pPr>
-              <w:rPr>
-                <w:sz w:val="20"/>
-                <w:szCs w:val="20"/>
-              </w:rPr>
-            </w:pPr>
-            <w:r>
-              <w:rPr>
-                <w:sz w:val="20"/>
-                <w:szCs w:val="20"/>
-              </w:rPr>
-              <w:t>OIC, AWMS</w:t>
+              <w:t xml:space="preserve">{sig_recommending_name}</w:t>
+            </w:r>
+          </w:p>
+          <w:p>
+            <w:pPr>
+              <w:rPr>
+                <w:sz w:val="20"/>
+                <w:szCs w:val="20"/>
+              </w:rPr>
+            </w:pPr>
+            <w:r>
+              <w:rPr>
+                <w:sz w:val="20"/>
+                <w:szCs w:val="20"/>
+              </w:rPr>
+              <w:t xml:space="preserve">{sig_recommending_position}</w:t>
             </w:r>
           </w:p>
         </w:tc>
@@ -14480,22 +14480,22 @@
                 <w:sz w:val="20"/>
                 <w:szCs w:val="20"/>
               </w:rPr>
-              <w:t>ENGR. DAN GOODWIN S. BORJA</w:t>
-            </w:r>
-          </w:p>
-          <w:p>
-            <w:pPr>
-              <w:rPr>
-                <w:sz w:val="20"/>
-                <w:szCs w:val="20"/>
-              </w:rPr>
-            </w:pPr>
-            <w:r>
-              <w:rPr>
-                <w:sz w:val="20"/>
-                <w:szCs w:val="20"/>
-              </w:rPr>
-              <w:t>OIC-Chief, EMED</w:t>
+              <w:t xml:space="preserve">{sig_approver_name}</w:t>
+            </w:r>
+          </w:p>
+          <w:p>
+            <w:pPr>
+              <w:rPr>
+                <w:sz w:val="20"/>
+                <w:szCs w:val="20"/>
+              </w:rPr>
+            </w:pPr>
+            <w:r>
+              <w:rPr>
+                <w:sz w:val="20"/>
+                <w:szCs w:val="20"/>
+              </w:rPr>
+              <w:t xml:space="preserve">{sig_approver_position}</w:t>
             </w:r>
           </w:p>
         </w:tc>

--- a/assets/templates/water-monitoring.docx
+++ b/assets/templates/water-monitoring.docx
@@ -14211,22 +14211,22 @@
                 <w:sz w:val="20"/>
                 <w:szCs w:val="20"/>
               </w:rPr>
-              <w:t xml:space="preserve">{sig_inspector_name}</w:t>
-            </w:r>
-          </w:p>
-          <w:p>
-            <w:pPr>
-              <w:rPr>
-                <w:sz w:val="20"/>
-                <w:szCs w:val="20"/>
-              </w:rPr>
-            </w:pPr>
-            <w:r>
-              <w:rPr>
-                <w:sz w:val="20"/>
-                <w:szCs w:val="20"/>
-              </w:rPr>
-              <w:t xml:space="preserve">{sig_inspector_position}</w:t>
+              <w:t xml:space="preserve">{#sig_inspectors}{sig_inspector_name}</w:t>
+            </w:r>
+          </w:p>
+          <w:p>
+            <w:pPr>
+              <w:rPr>
+                <w:sz w:val="20"/>
+                <w:szCs w:val="20"/>
+              </w:rPr>
+            </w:pPr>
+            <w:r>
+              <w:rPr>
+                <w:sz w:val="20"/>
+                <w:szCs w:val="20"/>
+              </w:rPr>
+              <w:t xml:space="preserve">{sig_inspector_position}{/sig_inspectors}</w:t>
             </w:r>
           </w:p>
         </w:tc>

--- a/assets/templates/water-monitoring.docx
+++ b/assets/templates/water-monitoring.docx
@@ -14196,6 +14196,11 @@
             </w:pPr>
           </w:p>
           <w:p>
+            <w:r>
+              <w:t>{#sig_inspectors}</w:t>
+            </w:r>
+          </w:p>
+          <w:p>
             <w:pPr>
               <w:rPr>
                 <w:b/>
@@ -14211,22 +14216,32 @@
                 <w:sz w:val="20"/>
                 <w:szCs w:val="20"/>
               </w:rPr>
-              <w:t xml:space="preserve">{#sig_inspectors}{sig_inspector_name}</w:t>
-            </w:r>
-          </w:p>
-          <w:p>
-            <w:pPr>
-              <w:rPr>
-                <w:sz w:val="20"/>
-                <w:szCs w:val="20"/>
-              </w:rPr>
-            </w:pPr>
-            <w:r>
-              <w:rPr>
-                <w:sz w:val="20"/>
-                <w:szCs w:val="20"/>
-              </w:rPr>
-              <w:t xml:space="preserve">{sig_inspector_position}{/sig_inspectors}</w:t>
+              <w:t xml:space="preserve">{sig_inspector_name}</w:t>
+            </w:r>
+          </w:p>
+          <w:p>
+            <w:pPr>
+              <w:rPr>
+                <w:sz w:val="20"/>
+                <w:szCs w:val="20"/>
+              </w:rPr>
+            </w:pPr>
+            <w:r>
+              <w:rPr>
+                <w:sz w:val="20"/>
+                <w:szCs w:val="20"/>
+              </w:rPr>
+              <w:t xml:space="preserve">{sig_inspector_position}</w:t>
+            </w:r>
+          </w:p>
+          <w:p>
+            <w:pPr>
+              <w:spacing w:after="0"/>
+            </w:pPr>
+          </w:p>
+          <w:p>
+            <w:r>
+              <w:t>{/sig_inspectors}</w:t>
             </w:r>
           </w:p>
         </w:tc>

--- a/assets/templates/water-monitoring.docx
+++ b/assets/templates/water-monitoring.docx
@@ -14553,6 +14553,7 @@
         <w:tc>
           <w:tcPr>
             <w:tcW w:w="2500" w:type="pct"/>
+            <w:vAlign w:val="center"/>
           </w:tcPr>
           <w:p>
             <w:r>
@@ -14585,6 +14586,7 @@
         <w:tc>
           <w:tcPr>
             <w:tcW w:w="2500" w:type="pct"/>
+            <w:vAlign w:val="center"/>
           </w:tcPr>
           <w:p>
             <w:r>

--- a/assets/templates/water-monitoring.docx
+++ b/assets/templates/water-monitoring.docx
@@ -14176,6 +14176,11 @@
             <w:tcW w:w="4691" w:type="dxa"/>
           </w:tcPr>
           <w:p>
+            <w:r>
+              <w:t>{#sig_inspectors}</w:t>
+            </w:r>
+          </w:p>
+          <w:p>
             <w:pPr>
               <w:rPr>
                 <w:b/>
@@ -14196,11 +14201,6 @@
             </w:pPr>
           </w:p>
           <w:p>
-            <w:r>
-              <w:t>{#sig_inspectors}</w:t>
-            </w:r>
-          </w:p>
-          <w:p>
             <w:pPr>
               <w:rPr>
                 <w:b/>
@@ -14233,11 +14233,6 @@
               </w:rPr>
               <w:t xml:space="preserve">{sig_inspector_position}</w:t>
             </w:r>
-          </w:p>
-          <w:p>
-            <w:pPr>
-              <w:spacing w:after="0"/>
-            </w:pPr>
           </w:p>
           <w:p>
             <w:r>
